--- a/Articles/2026/3_DaVinci_Tips_and_Tricks/11_Fix_Slow_Clips_Render_in_Place/11 How to Fix Slow or Choppy Clips in DaVinci Resolve Using Render in Place.docx
+++ b/Articles/2026/3_DaVinci_Tips_and_Tricks/11_Fix_Slow_Clips_Render_in_Place/11 How to Fix Slow or Choppy Clips in DaVinci Resolve Using Render in Place.docx
@@ -11,6 +11,53 @@
       </w:r>
       <w:r>
         <w:t>How to Fix Slow or Choppy Clips in DaVinci Resolve Using Render in Place</w:t>
+      </w:r>
+    </w:p>
+    <w:p>
+      <w:r>
+        <w:rPr>
+          <w:noProof/>
+        </w:rPr>
+        <w:drawing>
+          <wp:inline distT="0" distB="0" distL="0" distR="0" wp14:anchorId="281CF6B7" wp14:editId="7A3181ED">
+            <wp:extent cx="5782482" cy="4001058"/>
+            <wp:effectExtent l="0" t="0" r="8890" b="0"/>
+            <wp:docPr id="76879611" name="Picture 1"/>
+            <wp:cNvGraphicFramePr>
+              <a:graphicFrameLocks xmlns:a="http://schemas.openxmlformats.org/drawingml/2006/main" noChangeAspect="1"/>
+            </wp:cNvGraphicFramePr>
+            <a:graphic xmlns:a="http://schemas.openxmlformats.org/drawingml/2006/main">
+              <a:graphicData uri="http://schemas.openxmlformats.org/drawingml/2006/picture">
+                <pic:pic xmlns:pic="http://schemas.openxmlformats.org/drawingml/2006/picture">
+                  <pic:nvPicPr>
+                    <pic:cNvPr id="76879611" name=""/>
+                    <pic:cNvPicPr/>
+                  </pic:nvPicPr>
+                  <pic:blipFill>
+                    <a:blip r:embed="rId5"/>
+                    <a:stretch>
+                      <a:fillRect/>
+                    </a:stretch>
+                  </pic:blipFill>
+                  <pic:spPr>
+                    <a:xfrm>
+                      <a:off x="0" y="0"/>
+                      <a:ext cx="5782482" cy="4001058"/>
+                    </a:xfrm>
+                    <a:prstGeom prst="rect">
+                      <a:avLst/>
+                    </a:prstGeom>
+                  </pic:spPr>
+                </pic:pic>
+              </a:graphicData>
+            </a:graphic>
+          </wp:inline>
+        </w:drawing>
+      </w:r>
+    </w:p>
+    <w:p>
+      <w:r>
+        <w:t>The image here gives some insight, a messy bloated movie clip. We use render in place, and now you have a sleek, fast moving movie clip in the end.</w:t>
       </w:r>
     </w:p>
     <w:p/>
@@ -37,7 +84,7 @@
                     </pic:cNvPicPr>
                   </pic:nvPicPr>
                   <pic:blipFill>
-                    <a:blip r:embed="rId5">
+                    <a:blip r:embed="rId6">
                       <a:extLst>
                         <a:ext uri="{28A0092B-C50C-407E-A947-70E740481C1C}">
                           <a14:useLocalDpi xmlns:a14="http://schemas.microsoft.com/office/drawing/2010/main" val="0"/>
@@ -78,63 +125,6 @@
           </wp:inline>
         </w:drawing>
       </w:r>
-    </w:p>
-    <w:p>
-      <w:pPr>
-        <w:pStyle w:val="NoSpacing"/>
-      </w:pPr>
-      <w:r>
-        <w:drawing>
-          <wp:inline distT="0" distB="0" distL="0" distR="0" wp14:anchorId="34CFD12E" wp14:editId="23989BBE">
-            <wp:extent cx="5782482" cy="4001058"/>
-            <wp:effectExtent l="0" t="0" r="8890" b="0"/>
-            <wp:docPr id="76879611" name="Picture 1"/>
-            <wp:cNvGraphicFramePr>
-              <a:graphicFrameLocks xmlns:a="http://schemas.openxmlformats.org/drawingml/2006/main" noChangeAspect="1"/>
-            </wp:cNvGraphicFramePr>
-            <a:graphic xmlns:a="http://schemas.openxmlformats.org/drawingml/2006/main">
-              <a:graphicData uri="http://schemas.openxmlformats.org/drawingml/2006/picture">
-                <pic:pic xmlns:pic="http://schemas.openxmlformats.org/drawingml/2006/picture">
-                  <pic:nvPicPr>
-                    <pic:cNvPr id="76879611" name=""/>
-                    <pic:cNvPicPr/>
-                  </pic:nvPicPr>
-                  <pic:blipFill>
-                    <a:blip r:embed="rId6"/>
-                    <a:stretch>
-                      <a:fillRect/>
-                    </a:stretch>
-                  </pic:blipFill>
-                  <pic:spPr>
-                    <a:xfrm>
-                      <a:off x="0" y="0"/>
-                      <a:ext cx="5782482" cy="4001058"/>
-                    </a:xfrm>
-                    <a:prstGeom prst="rect">
-                      <a:avLst/>
-                    </a:prstGeom>
-                  </pic:spPr>
-                </pic:pic>
-              </a:graphicData>
-            </a:graphic>
-          </wp:inline>
-        </w:drawing>
-      </w:r>
-    </w:p>
-    <w:p>
-      <w:pPr>
-        <w:pStyle w:val="NoSpacing"/>
-      </w:pPr>
-    </w:p>
-    <w:p>
-      <w:pPr>
-        <w:pStyle w:val="NoSpacing"/>
-      </w:pPr>
-    </w:p>
-    <w:p>
-      <w:pPr>
-        <w:pStyle w:val="NoSpacing"/>
-      </w:pPr>
     </w:p>
     <w:p>
       <w:pPr>
@@ -358,7 +348,10 @@
     </w:p>
     <w:p>
       <w:r>
-        <w:t xml:space="preserve">Now you will see this next dialog box pop up. Give the clip a name, and use Apple </w:t>
+        <w:t>In this next image, you will see what the dialog box looks like for this.</w:t>
+      </w:r>
+      <w:r>
+        <w:t xml:space="preserve"> Give the clip a name, and use Apple </w:t>
       </w:r>
       <w:proofErr w:type="spellStart"/>
       <w:r>
@@ -366,10 +359,7 @@
       </w:r>
       <w:proofErr w:type="spellEnd"/>
       <w:r>
-        <w:t xml:space="preserve">. This format works best for a clip that is being rendered right on the timeline. Hit the Render button at the bottom to render the movie. When you do your actual final render of the movie, you will probably want to use MP4 instead for the Format type. </w:t>
-      </w:r>
-      <w:r>
-        <w:t xml:space="preserve"> Remember to hit the </w:t>
+        <w:t xml:space="preserve">. This format works best for a clip that is being rendered right on the timeline. Remember to hit the </w:t>
       </w:r>
       <w:r>
         <w:rPr>
@@ -466,7 +456,7 @@
         <w:t xml:space="preserve">  After it renders, test that new rendered clip</w:t>
       </w:r>
       <w:r>
-        <w:t>, and sees if it works any better. It should be running smoothly now with the effects baked into it.</w:t>
+        <w:t>, and see if it works any better. It should be running smoothly now with the effects baked into it.</w:t>
       </w:r>
       <w:r>
         <w:t xml:space="preserve"> </w:t>
@@ -490,10 +480,7 @@
         <w:pStyle w:val="NoSpacing"/>
       </w:pPr>
       <w:r>
-        <w:t xml:space="preserve"> </w:t>
-      </w:r>
-      <w:r>
-        <w:t xml:space="preserve">Then copy that rendered clip and place it on your outer, main timeline. </w:t>
+        <w:t xml:space="preserve"> Then copy that rendered clip and place it on your outer, main timeline. </w:t>
       </w:r>
     </w:p>
     <w:p>
@@ -529,7 +516,15 @@
         <w:t>Render Cache</w:t>
       </w:r>
       <w:r>
-        <w:t>. With Smart or User Cache enabled, Resolve quietly pre</w:t>
+        <w:t xml:space="preserve">. With Smart or User Cache enabled, </w:t>
+      </w:r>
+      <w:proofErr w:type="gramStart"/>
+      <w:r>
+        <w:t>Resolve</w:t>
+      </w:r>
+      <w:proofErr w:type="gramEnd"/>
+      <w:r>
+        <w:t xml:space="preserve"> quietly pre</w:t>
       </w:r>
       <w:r>
         <w:noBreakHyphen/>
@@ -647,6 +642,9 @@
         </mc:AlternateContent>
       </w:r>
       <w:r>
+        <w:rPr>
+          <w:noProof/>
+        </w:rPr>
         <w:drawing>
           <wp:inline distT="0" distB="0" distL="0" distR="0" wp14:anchorId="602099EC" wp14:editId="0A2A247D">
             <wp:extent cx="3648584" cy="3096057"/>
@@ -891,7 +889,15 @@
     </w:p>
     <w:p>
       <w:r>
-        <w:t xml:space="preserve">By default, Resolve sets this to </w:t>
+        <w:t xml:space="preserve">By default, </w:t>
+      </w:r>
+      <w:proofErr w:type="gramStart"/>
+      <w:r>
+        <w:t>Resolve</w:t>
+      </w:r>
+      <w:proofErr w:type="gramEnd"/>
+      <w:r>
+        <w:t xml:space="preserve"> sets this to </w:t>
       </w:r>
       <w:r>
         <w:rPr>
@@ -915,14 +921,14 @@
       </w:r>
       <w:r>
         <w:noBreakHyphen/>
-        <w:t>renders them in the background so playback stays smooth.</w:t>
-      </w:r>
-      <w:r>
-        <w:t xml:space="preserve"> </w:t>
-      </w:r>
-    </w:p>
-    <w:p>
-      <w:r>
+        <w:t xml:space="preserve">renders them in the background so playback stays smooth. </w:t>
+      </w:r>
+    </w:p>
+    <w:p>
+      <w:r>
+        <w:rPr>
+          <w:noProof/>
+        </w:rPr>
         <w:lastRenderedPageBreak/>
         <w:drawing>
           <wp:inline distT="0" distB="0" distL="0" distR="0" wp14:anchorId="580C08B5" wp14:editId="60B6DA79">
@@ -962,12 +968,15 @@
       </w:r>
     </w:p>
     <w:p>
-      <w:r>
-        <w:t>However…</w:t>
-      </w:r>
-    </w:p>
-    <w:p/>
-    <w:p/>
+      <w:proofErr w:type="gramStart"/>
+      <w:r>
+        <w:t>However</w:t>
+      </w:r>
+      <w:proofErr w:type="gramEnd"/>
+      <w:r>
+        <w:t>…</w:t>
+      </w:r>
+    </w:p>
     <w:p>
       <w:r>
         <w:rPr>
@@ -1006,12 +1015,36 @@
         <w:t>—</w:t>
       </w:r>
       <w:r>
-        <w:t xml:space="preserve"> you may prefer switching to User or even back to None for full manual control.</w:t>
-      </w:r>
-    </w:p>
-    <w:p>
-      <w:r>
-        <w:t>Render in Place may look like a simple right</w:t>
+        <w:t xml:space="preserve"> you may prefer switching to </w:t>
+      </w:r>
+      <w:r>
+        <w:rPr>
+          <w:rStyle w:val="Strong"/>
+        </w:rPr>
+        <w:t>User</w:t>
+      </w:r>
+      <w:r>
+        <w:t xml:space="preserve"> or even back to </w:t>
+      </w:r>
+      <w:r>
+        <w:rPr>
+          <w:rStyle w:val="Strong"/>
+        </w:rPr>
+        <w:t>None</w:t>
+      </w:r>
+      <w:r>
+        <w:t xml:space="preserve"> for full manual control.</w:t>
+      </w:r>
+    </w:p>
+    <w:p>
+      <w:r>
+        <w:rPr>
+          <w:rStyle w:val="Strong"/>
+        </w:rPr>
+        <w:t>Render in Place</w:t>
+      </w:r>
+      <w:r>
+        <w:t xml:space="preserve"> may look like a simple right</w:t>
       </w:r>
       <w:r>
         <w:noBreakHyphen/>
@@ -2362,6 +2395,7 @@
   <w:style w:type="character" w:default="1" w:styleId="DefaultParagraphFont">
     <w:name w:val="Default Paragraph Font"/>
     <w:uiPriority w:val="1"/>
+    <w:semiHidden/>
     <w:unhideWhenUsed/>
   </w:style>
   <w:style w:type="table" w:default="1" w:styleId="TableNormal">
